--- a/public/resume/Paul_Resume1.docx
+++ b/public/resume/Paul_Resume1.docx
@@ -130,7 +130,7 @@
           <w:sz w:val="20"/>
           <w:szCs w:val="20"/>
         </w:rPr>
-        <w:pict w14:anchorId="185CEA23">
+        <w:pict w14:anchorId="5B7CD512">
           <v:rect id="_x0000_i1030" alt="" style="width:468pt;height:.05pt;mso-width-percent:0;mso-height-percent:0;mso-width-percent:0;mso-height-percent:0" o:hralign="center" o:hrstd="t" o:hr="t" fillcolor="#a0a0a0" stroked="f"/>
         </w:pict>
       </w:r>
@@ -199,7 +199,7 @@
           <w:sz w:val="20"/>
           <w:szCs w:val="20"/>
         </w:rPr>
-        <w:pict w14:anchorId="67D3333F">
+        <w:pict w14:anchorId="20D01620">
           <v:rect id="_x0000_i1029" alt="" style="width:468pt;height:.05pt;mso-width-percent:0;mso-height-percent:0;mso-width-percent:0;mso-height-percent:0" o:hralign="center" o:hrstd="t" o:hr="t" fillcolor="#a0a0a0" stroked="f"/>
         </w:pict>
       </w:r>
@@ -1621,7 +1621,7 @@
           <w:sz w:val="20"/>
           <w:szCs w:val="20"/>
         </w:rPr>
-        <w:pict w14:anchorId="32222101">
+        <w:pict w14:anchorId="50E21FBB">
           <v:rect id="_x0000_i1028" alt="" style="width:468pt;height:.05pt;mso-width-percent:0;mso-height-percent:0;mso-width-percent:0;mso-height-percent:0" o:hralign="center" o:hrstd="t" o:hr="t" fillcolor="#a0a0a0" stroked="f"/>
         </w:pict>
       </w:r>
@@ -1751,7 +1751,7 @@
           <w:sz w:val="20"/>
           <w:szCs w:val="20"/>
         </w:rPr>
-        <w:pict w14:anchorId="33D2E4C1">
+        <w:pict w14:anchorId="2586E124">
           <v:rect id="_x0000_i1027" alt="" style="width:468pt;height:.05pt;mso-width-percent:0;mso-height-percent:0;mso-width-percent:0;mso-height-percent:0" o:hralign="center" o:hrstd="t" o:hr="t" fillcolor="#a0a0a0" stroked="f"/>
         </w:pict>
       </w:r>
@@ -1817,7 +1817,7 @@
           <w:szCs w:val="20"/>
           <w:lang w:val="en-US"/>
         </w:rPr>
-        <w:t xml:space="preserve">Master of Computer Science – (4.0 </w:t>
+        <w:t xml:space="preserve">Master of Computer Science </w:t>
       </w:r>
       <w:r>
         <w:rPr>
@@ -1827,7 +1827,7 @@
           <w:szCs w:val="20"/>
           <w:lang w:val="en-US"/>
         </w:rPr>
-        <w:t>GPA</w:t>
+        <w:tab/>
       </w:r>
       <w:r>
         <w:rPr>
@@ -1837,15 +1837,16 @@
           <w:szCs w:val="20"/>
           <w:lang w:val="en-US"/>
         </w:rPr>
-        <w:t>)</w:t>
-      </w:r>
-      <w:r>
-        <w:rPr>
-          <w:rFonts w:cstheme="minorHAnsi"/>
-          <w:sz w:val="20"/>
-          <w:szCs w:val="20"/>
-        </w:rPr>
-        <w:t xml:space="preserve">                           </w:t>
+        <w:tab/>
+        <w:t xml:space="preserve">  </w:t>
+      </w:r>
+      <w:r>
+        <w:rPr>
+          <w:rFonts w:cstheme="minorHAnsi"/>
+          <w:sz w:val="20"/>
+          <w:szCs w:val="20"/>
+        </w:rPr>
+        <w:t xml:space="preserve">                        </w:t>
       </w:r>
       <w:r>
         <w:rPr>
@@ -1998,7 +1999,7 @@
           <w:szCs w:val="20"/>
           <w:lang w:val="en-US"/>
         </w:rPr>
-        <w:t xml:space="preserve"> (VTU)</w:t>
+        <w:t xml:space="preserve"> </w:t>
       </w:r>
       <w:r>
         <w:rPr>
@@ -2009,7 +2010,7 @@
           <w:szCs w:val="20"/>
           <w:lang w:val="en-US"/>
         </w:rPr>
-        <w:t xml:space="preserve"> | </w:t>
+        <w:t xml:space="preserve">| </w:t>
       </w:r>
       <w:r>
         <w:rPr>
@@ -2059,7 +2060,7 @@
           <w:szCs w:val="20"/>
           <w:lang w:val="en-US"/>
         </w:rPr>
-        <w:t xml:space="preserve">Computer Science and Engineering - (3.0 </w:t>
+        <w:t xml:space="preserve">Computer Science and Engineering </w:t>
       </w:r>
       <w:r>
         <w:rPr>
@@ -2069,7 +2070,8 @@
           <w:szCs w:val="20"/>
           <w:lang w:val="en-US"/>
         </w:rPr>
-        <w:t>GPA)</w:t>
+        <w:tab/>
+        <w:t xml:space="preserve">             </w:t>
       </w:r>
       <w:r>
         <w:rPr>
@@ -2125,6 +2127,18 @@
           <w:lang w:val="en-US"/>
         </w:rPr>
         <w:t xml:space="preserve"> </w:t>
+      </w:r>
+      <w:r>
+        <w:rPr>
+          <w:rFonts w:cstheme="minorHAnsi"/>
+          <w:b/>
+          <w:bCs/>
+          <w:sz w:val="20"/>
+          <w:szCs w:val="20"/>
+          <w:lang w:val="en-US"/>
+        </w:rPr>
+        <w:tab/>
+        <w:t xml:space="preserve">              </w:t>
       </w:r>
       <w:r>
         <w:rPr>
@@ -2242,7 +2256,7 @@
           <w:sz w:val="20"/>
           <w:szCs w:val="20"/>
         </w:rPr>
-        <w:pict w14:anchorId="3F6365F7">
+        <w:pict w14:anchorId="0B2CB809">
           <v:rect id="_x0000_i1026" alt="" style="width:468pt;height:.05pt;mso-width-percent:0;mso-height-percent:0;mso-width-percent:0;mso-height-percent:0" o:hralign="center" o:hrstd="t" o:hr="t" fillcolor="#a0a0a0" stroked="f"/>
         </w:pict>
       </w:r>
@@ -2533,7 +2547,7 @@
           <w:sz w:val="20"/>
           <w:szCs w:val="20"/>
         </w:rPr>
-        <w:pict w14:anchorId="5F8FE58D">
+        <w:pict w14:anchorId="06B9FE5A">
           <v:rect id="_x0000_i1025" alt="" style="width:468pt;height:.05pt;mso-width-percent:0;mso-height-percent:0;mso-width-percent:0;mso-height-percent:0" o:hralign="center" o:hrstd="t" o:hr="t" fillcolor="#a0a0a0" stroked="f"/>
         </w:pict>
       </w:r>
